--- a/SCADA-Line-Monitor_3/parts/05_Глава3_Прототип.docx
+++ b/SCADA-Line-Monitor_3/parts/05_Глава3_Прототип.docx
@@ -306,23 +306,6 @@
           <w:sz w:val="28"/>
         </w:rPr>
         <w:t>Выбор Python в качестве основного языка разработки обусловлен следующими факторами: наличие обширной экосистемы библиотек для работы с сетевыми протоколами и базами данных, высокая скорость прототипирования, читаемость кода и возможность быстрой модификации алгоритмов обработки данных. Для промышленного внедрения критически важные модули могут быть переписаны на C/C++ или Go для повышения производительности [5].</w:t>
-      </w:r>
-    </w:p>
-    <w:p>
-      <w:pPr>
-        <w:spacing w:before="0" w:after="0" w:line="360" w:lineRule="auto"/>
-        <w:ind w:firstLine="709"/>
-        <w:jc w:val="both"/>
-      </w:pPr>
-      <w:r>
-        <w:rPr>
-          <w:rFonts w:ascii="Times New Roman" w:hAnsi="Times New Roman"/>
-          <w:b w:val="0"/>
-          <w:i w:val="0"/>
-          <w:color w:val="000000"/>
-          <w:sz w:val="28"/>
-        </w:rPr>
-        <w:t>Перед началом разработки прототипа был проведён анализ существующих открытых и свободных программных решений в области SCADA-систем. Наиболее известными open-source SCADA-платформами являются: OpenSCADA (проект под лицензией GPL, разрабатывается в Украине), RapidSCADA (разработка компании «Модиус», Россия, лицензия Apache 2.0), ScadaBR (бразильский проект под лицензией GPL), IndigoSCADA (лицензия LGPL). Анализ показал, что ни одна из существующих платформ не удовлетворяет в полной мере требованиям к системе мониторинга ВЛ 6–10 кВ: OpenSCADA и ScadaBR не поддерживают протокол МЭК 60870-5-104 «из коробки»; RapidSCADA не имеет встроенного веб-интерфейса с поддержкой WebSocket; IndigoSCADA не обновлялся с 2015 года. В связи с этим принято решение о разработке собственного прототипа, что также позволяет максимально адаптировать решение под специфику задачи.</w:t>
       </w:r>
     </w:p>
     <w:p>
@@ -1590,74 +1573,6 @@
       </w:r>
     </w:p>
     <w:p>
-      <w:pPr>
-        <w:spacing w:before="0" w:after="0" w:line="360" w:lineRule="auto"/>
-        <w:ind w:firstLine="709"/>
-        <w:jc w:val="both"/>
-      </w:pPr>
-      <w:r>
-        <w:rPr>
-          <w:rFonts w:ascii="Times New Roman" w:hAnsi="Times New Roman"/>
-          <w:b w:val="0"/>
-          <w:i w:val="0"/>
-          <w:color w:val="000000"/>
-          <w:sz w:val="28"/>
-        </w:rPr>
-        <w:t>Рассмотрим более подробно механизм управления соединением в протоколе МЭК 60870-5-104. Соединение между управляющей станцией (SCADA-сервер) и контролируемой станцией (контроллер реклоузера) устанавливается по инициативе контролируемой станции, которая выступает в роли TCP-клиента и подключается к серверу на порт 2404. После установления TCP-соединения контролируемая станция отправляет кадр STARTDT act (U-формат), сообщая о готовности к передаче данных. Управляющая станция подтверждает активацию кадром STARTDT con.</w:t>
-      </w:r>
-    </w:p>
-    <w:p>
-      <w:pPr>
-        <w:spacing w:before="0" w:after="0" w:line="360" w:lineRule="auto"/>
-        <w:ind w:firstLine="709"/>
-        <w:jc w:val="both"/>
-      </w:pPr>
-      <w:r>
-        <w:rPr>
-          <w:rFonts w:ascii="Times New Roman" w:hAnsi="Times New Roman"/>
-          <w:b w:val="0"/>
-          <w:i w:val="0"/>
-          <w:color w:val="000000"/>
-          <w:sz w:val="28"/>
-        </w:rPr>
-        <w:t>После активации передачи данных управляющая станция, как правило, отправляет команду общего опроса (C_IC_NA_1, TypeID=100) для получения текущих значений всех контролируемых параметров. Контролируемая станция отвечает серией I-кадров, содержащих значения телеизмерений и телесигнализации с причиной передачи COT=20 (interrogated by station interrogation). По завершении передачи контролируемая станция отправляет подтверждение окончания опроса (C_IC_NA_1 с COT=10, activation termination).</w:t>
-      </w:r>
-    </w:p>
-    <w:p>
-      <w:pPr>
-        <w:spacing w:before="0" w:after="0" w:line="360" w:lineRule="auto"/>
-        <w:ind w:firstLine="709"/>
-        <w:jc w:val="both"/>
-      </w:pPr>
-      <w:r>
-        <w:rPr>
-          <w:rFonts w:ascii="Times New Roman" w:hAnsi="Times New Roman"/>
-          <w:b w:val="0"/>
-          <w:i w:val="0"/>
-          <w:color w:val="000000"/>
-          <w:sz w:val="28"/>
-        </w:rPr>
-        <w:t>В дальнейшем обмен данными осуществляется в двух режимах. Спорадическая передача (spontaneous, COT=3) используется для передачи изменений дискретных сигналов (положение реклоузера, срабатывание защиты) и аналоговых измерений, вышедших за порог чувствительности (deadband). Периодическая передача (cyclic, COT=1) используется для регулярной отправки телеизмерений с фиксированным интервалом.</w:t>
-      </w:r>
-    </w:p>
-    <w:p>
-      <w:pPr>
-        <w:spacing w:before="0" w:after="0" w:line="360" w:lineRule="auto"/>
-        <w:ind w:firstLine="709"/>
-        <w:jc w:val="both"/>
-      </w:pPr>
-      <w:r>
-        <w:rPr>
-          <w:rFonts w:ascii="Times New Roman" w:hAnsi="Times New Roman"/>
-          <w:b w:val="0"/>
-          <w:i w:val="0"/>
-          <w:color w:val="000000"/>
-          <w:sz w:val="28"/>
-        </w:rPr>
-        <w:t>Для контроля активности соединения протокол предусматривает механизм тестовых кадров TESTFR. Если в течение заданного времени t3 (по умолчанию 20 секунд) по каналу не передавались данные, одна из сторон отправляет кадр TESTFR act и ожидает ответа TESTFR con. Если ответ не получен в течение таймаута t1 (15 секунд), соединение считается потерянным и закрывается. Данный механизм обеспечивает обнаружение обрыва связи даже при отсутствии изменений в контролируемых параметрах.</w:t>
-      </w:r>
-    </w:p>
-    <w:p>
       <w:bookmarkStart w:id="19" w:name="_bm_section_3_3"/>
       <w:pPr>
         <w:spacing w:before="240" w:after="120" w:line="360" w:lineRule="auto"/>
@@ -1860,57 +1775,6 @@
           <w:sz w:val="28"/>
         </w:rPr>
         <w:t>В прототипе реализован двухуровневый механизм хранения данных. Оперативный уровень содержит данные за последние 30 суток в полном разрешении (каждый отсчёт) и обеспечивает быстрый доступ для построения детальных трендов и анализа аварийных ситуаций. Архивный уровень содержит агрегированные данные (средние, минимальные, максимальные значения за 5-минутные и часовые интервалы) за весь период хранения (до 3 лет), что обеспечивает приемлемый объём хранения при сохранении возможности долгосрочного анализа тенденций.</w:t>
-      </w:r>
-    </w:p>
-    <w:p>
-      <w:pPr>
-        <w:spacing w:before="0" w:after="0" w:line="360" w:lineRule="auto"/>
-        <w:ind w:firstLine="709"/>
-        <w:jc w:val="both"/>
-      </w:pPr>
-      <w:r>
-        <w:rPr>
-          <w:rFonts w:ascii="Times New Roman" w:hAnsi="Times New Roman"/>
-          <w:b w:val="0"/>
-          <w:i w:val="0"/>
-          <w:color w:val="000000"/>
-          <w:sz w:val="28"/>
-        </w:rPr>
-        <w:t>Проектирование схемы базы данных прототипа выполнено с учётом специфики хранения телеметрических данных, характеризующихся высокой интенсивностью записи и преимущественно последовательным доступом при чтении. Таблица measurements является основной по объёму хранимых данных: при трёх реклоузерах и 15 измеряемых параметрах на каждый, с периодом записи 5 секунд, суточный прирост составляет около 780 тысяч записей. Для обеспечения приемлемой производительности при таком объёме данных созданы составные индексы по полям device_id и timestamp, а также реализован механизм партиционирования по дате с автоматическим архивированием данных старше 30 суток.</w:t>
-      </w:r>
-    </w:p>
-    <w:p>
-      <w:pPr>
-        <w:spacing w:before="0" w:after="0" w:line="360" w:lineRule="auto"/>
-        <w:ind w:firstLine="709"/>
-        <w:jc w:val="both"/>
-      </w:pPr>
-      <w:r>
-        <w:rPr>
-          <w:rFonts w:ascii="Times New Roman" w:hAnsi="Times New Roman"/>
-          <w:b w:val="0"/>
-          <w:i w:val="0"/>
-          <w:color w:val="000000"/>
-          <w:sz w:val="28"/>
-        </w:rPr>
-        <w:t>Таблица events предназначена для хранения дискретных событий: срабатывание защит, переключение коммутационных аппаратов, потеря и восстановление связи с устройствами. Каждая запись содержит метку времени с точностью до миллисекунды, идентификатор устройства, тип события и дополнительные параметры в формате JSON. Таблица alarms хранит активные и подтверждённые алармы с указанием приоритета (критический, предупреждение, информационный), времени возникновения, времени подтверждения оператором и текста описания. Связь между таблицами обеспечивается через внешние ключи с каскадным обновлением.</w:t>
-      </w:r>
-    </w:p>
-    <w:p>
-      <w:pPr>
-        <w:spacing w:before="0" w:after="0" w:line="360" w:lineRule="auto"/>
-        <w:ind w:firstLine="709"/>
-        <w:jc w:val="both"/>
-      </w:pPr>
-      <w:r>
-        <w:rPr>
-          <w:rFonts w:ascii="Times New Roman" w:hAnsi="Times New Roman"/>
-          <w:b w:val="0"/>
-          <w:i w:val="0"/>
-          <w:color w:val="000000"/>
-          <w:sz w:val="28"/>
-        </w:rPr>
-        <w:t>Для оптимизации запросов к историческим данным реализован механизм агрегирования: раз в минуту фоновый процесс вычисляет минимальные, максимальные и средние значения каждого параметра и записывает их в отдельную таблицу measurements_agg. Это позволяет строить графики трендов за длительные периоды (недели, месяцы) без обращения к детализированным данным, что снижает время отклика интерфейса с нескольких секунд до десятков миллисекунд. При переходе к промышленной эксплуатации с использованием PostgreSQL данный механизм может быть заменён на материализованные представления с автоматическим обновлением.</w:t>
       </w:r>
     </w:p>
     <w:p>
@@ -3611,57 +3475,6 @@
         <w:t>Для предотвращения ошибочных действий в интерфейсе реализованы следующие защитные механизмы: подтверждение команды двойным нажатием; отображение предупреждения при попытке управления устройством с истёкшей сессией связи; блокировка одновременного управления несколькими реклоузерами одним оператором; автоматическая отмена команды при отсутствии подтверждения от контроллера в течение 30 секунд (таймаут t1 протокола IEC 104).</w:t>
       </w:r>
     </w:p>
-    <w:p>
-      <w:pPr>
-        <w:spacing w:before="0" w:after="0" w:line="360" w:lineRule="auto"/>
-        <w:ind w:firstLine="709"/>
-        <w:jc w:val="both"/>
-      </w:pPr>
-      <w:r>
-        <w:rPr>
-          <w:rFonts w:ascii="Times New Roman" w:hAnsi="Times New Roman"/>
-          <w:b w:val="0"/>
-          <w:i w:val="0"/>
-          <w:color w:val="000000"/>
-          <w:sz w:val="28"/>
-        </w:rPr>
-        <w:t>Проектирование интерфейса диспетчера выполнено с учётом рекомендаций стандарта ISA-101.01-2015, определяющего принципы построения человеко-машинных интерфейсов для систем автоматизации технологических процессов. Согласно данному стандарту, экран мнемосхемы должен содержать не более 6–8 основных информационных зон, а цветовое кодирование должно быть единообразным и интуитивно понятным. В разработанном прототипе использована следующая цветовая схема: зелёный — нормальное состояние оборудования, красный — аварийное состояние, жёлтый — предупреждение, серый — оборудование выведено из работы или отсутствует связь.</w:t>
-      </w:r>
-    </w:p>
-    <w:p>
-      <w:pPr>
-        <w:spacing w:before="0" w:after="0" w:line="360" w:lineRule="auto"/>
-        <w:ind w:firstLine="709"/>
-        <w:jc w:val="both"/>
-      </w:pPr>
-      <w:r>
-        <w:rPr>
-          <w:rFonts w:ascii="Times New Roman" w:hAnsi="Times New Roman"/>
-          <w:b w:val="0"/>
-          <w:i w:val="0"/>
-          <w:color w:val="000000"/>
-          <w:sz w:val="28"/>
-        </w:rPr>
-        <w:t>Панель трендов реализована с использованием библиотеки Chart.js и обеспечивает одновременное отображение до 8 параметров на одном графике с автоматическим масштабированием осей. Диспетчер имеет возможность выбрать период отображения (от 1 часа до 30 суток), выбрать отображаемые параметры из списка и экспортировать данные в формате CSV для дальнейшего анализа. Обновление данных на графике выполняется в реальном времени через WebSocket-соединение с интервалом 5 секунд. При потере WebSocket-соединения интерфейс автоматически переключается на HTTP-опрос с интервалом 10 секунд и отображает индикатор нестабильного соединения.</w:t>
-      </w:r>
-    </w:p>
-    <w:p>
-      <w:pPr>
-        <w:spacing w:before="0" w:after="0" w:line="360" w:lineRule="auto"/>
-        <w:ind w:firstLine="709"/>
-        <w:jc w:val="both"/>
-      </w:pPr>
-      <w:r>
-        <w:rPr>
-          <w:rFonts w:ascii="Times New Roman" w:hAnsi="Times New Roman"/>
-          <w:b w:val="0"/>
-          <w:i w:val="0"/>
-          <w:color w:val="000000"/>
-          <w:sz w:val="28"/>
-        </w:rPr>
-        <w:t>Панель алармов реализована в виде таблицы с сортировкой по приоритету и времени возникновения. Критические алармы выделяются красным фоном и сопровождаются звуковым оповещением, которое прекращается после подтверждения оператором. Для каждого аларма доступна информация о причине, рекомендуемых действиях и история аналогичных событий. Реализован механизм фильтрации алармов по устройству, типу и временному периоду, а также возможность экспорта журнала алармов в формат PDF для формирования отчётов. Общее количество одновременно отображаемых алармов ограничено значением 100, более ранние записи доступны через постраничную навигацию.</w:t>
-      </w:r>
-    </w:p>
     <w:sectPr>
       <w:footerReference w:type="default" r:id="rId9"/>
       <w:pgSz w:w="11906" w:h="16838"/>
